--- a/Project Report.docx
+++ b/Project Report.docx
@@ -437,10 +437,10 @@
             <v:path o:extrusionok="f" gradientshapeok="t" o:connecttype="rect"/>
             <o:lock v:ext="edit" aspectratio="t"/>
           </v:shapetype>
-          <v:shape id="_x0000_i1027" type="#_x0000_t75" style="width:177pt;height:40.8pt" o:ole="">
+          <v:shape id="_x0000_i1025" type="#_x0000_t75" style="width:177pt;height:40.8pt" o:ole="">
             <v:imagedata r:id="rId8" o:title=""/>
           </v:shape>
-          <o:OLEObject Type="Embed" ProgID="Package" ShapeID="_x0000_i1027" DrawAspect="Content" ObjectID="_1853257002" r:id="rId9"/>
+          <o:OLEObject Type="Embed" ProgID="Package" ShapeID="_x0000_i1025" DrawAspect="Content" ObjectID="_1853257800" r:id="rId9"/>
         </w:object>
       </w:r>
     </w:p>
@@ -2264,6 +2264,7 @@
         <w:rPr>
           <w:b/>
           <w:bCs/>
+          <w:noProof/>
           <w:sz w:val="24"/>
           <w:szCs w:val="24"/>
         </w:rPr>
@@ -2481,6 +2482,7 @@
       </w:pPr>
       <w:r>
         <w:rPr>
+          <w:noProof/>
           <w:sz w:val="24"/>
           <w:szCs w:val="24"/>
         </w:rPr>
@@ -2562,21 +2564,7 @@
           <w:sz w:val="24"/>
           <w:szCs w:val="24"/>
         </w:rPr>
-        <w:t xml:space="preserve">There are </w:t>
-      </w:r>
-      <w:r>
-        <w:rPr>
-          <w:sz w:val="24"/>
-          <w:szCs w:val="24"/>
-        </w:rPr>
-        <w:t>116 duplicate rows</w:t>
-      </w:r>
-      <w:r>
-        <w:rPr>
-          <w:sz w:val="24"/>
-          <w:szCs w:val="24"/>
-        </w:rPr>
-        <w:t xml:space="preserve"> in the dataset.</w:t>
+        <w:t>There are 116 duplicate rows in the dataset.</w:t>
       </w:r>
     </w:p>
     <w:p>
@@ -2602,6 +2590,7 @@
       </w:pPr>
       <w:r>
         <w:rPr>
+          <w:noProof/>
           <w:sz w:val="24"/>
           <w:szCs w:val="24"/>
         </w:rPr>
@@ -2792,6 +2781,7 @@
       </w:pPr>
       <w:r>
         <w:rPr>
+          <w:noProof/>
           <w:sz w:val="24"/>
           <w:szCs w:val="24"/>
         </w:rPr>
@@ -3311,21 +3301,7 @@
           <w:sz w:val="24"/>
           <w:szCs w:val="24"/>
         </w:rPr>
-        <w:t xml:space="preserve">most commonly used </w:t>
-      </w:r>
-      <w:r>
-        <w:rPr>
-          <w:sz w:val="24"/>
-          <w:szCs w:val="24"/>
-        </w:rPr>
-        <w:t xml:space="preserve">sarcastic </w:t>
-      </w:r>
-      <w:r>
-        <w:rPr>
-          <w:sz w:val="24"/>
-          <w:szCs w:val="24"/>
-        </w:rPr>
-        <w:t>words:</w:t>
+        <w:t>most commonly used sarcastic words:</w:t>
       </w:r>
     </w:p>
     <w:p>
@@ -3570,21 +3546,7 @@
           <w:sz w:val="24"/>
           <w:szCs w:val="24"/>
         </w:rPr>
-        <w:t xml:space="preserve">most commonly used </w:t>
-      </w:r>
-      <w:r>
-        <w:rPr>
-          <w:sz w:val="24"/>
-          <w:szCs w:val="24"/>
-        </w:rPr>
-        <w:t xml:space="preserve">non-sarcastic </w:t>
-      </w:r>
-      <w:r>
-        <w:rPr>
-          <w:sz w:val="24"/>
-          <w:szCs w:val="24"/>
-        </w:rPr>
-        <w:t>words:</w:t>
+        <w:t>most commonly used non-sarcastic words:</w:t>
       </w:r>
     </w:p>
     <w:p>
@@ -3948,6 +3910,7 @@
       </w:pPr>
       <w:r>
         <w:rPr>
+          <w:noProof/>
           <w:sz w:val="24"/>
           <w:szCs w:val="24"/>
         </w:rPr>
@@ -4246,6 +4209,7 @@
       </w:pPr>
       <w:r>
         <w:rPr>
+          <w:noProof/>
           <w:sz w:val="24"/>
           <w:szCs w:val="24"/>
         </w:rPr>
@@ -4321,6 +4285,7 @@
         <w:rPr>
           <w:b/>
           <w:bCs/>
+          <w:noProof/>
           <w:sz w:val="24"/>
           <w:szCs w:val="24"/>
         </w:rPr>
@@ -4498,57 +4463,7 @@
     <w:p>
       <w:pPr>
         <w:spacing w:after="0"/>
-        <w:ind w:leftChars="0" w:left="360" w:firstLineChars="0" w:firstLine="0"/>
-        <w:rPr>
-          <w:sz w:val="24"/>
-          <w:szCs w:val="24"/>
-        </w:rPr>
-      </w:pPr>
-    </w:p>
-    <w:p>
-      <w:pPr>
-        <w:spacing w:after="0"/>
-        <w:ind w:leftChars="0" w:left="360" w:firstLineChars="0" w:firstLine="0"/>
-        <w:rPr>
-          <w:sz w:val="24"/>
-          <w:szCs w:val="24"/>
-        </w:rPr>
-      </w:pPr>
-    </w:p>
-    <w:p>
-      <w:pPr>
-        <w:spacing w:after="0"/>
-        <w:ind w:leftChars="0" w:left="360" w:firstLineChars="0" w:firstLine="0"/>
-        <w:rPr>
-          <w:sz w:val="24"/>
-          <w:szCs w:val="24"/>
-        </w:rPr>
-      </w:pPr>
-    </w:p>
-    <w:p>
-      <w:pPr>
-        <w:spacing w:after="0"/>
-        <w:ind w:leftChars="0" w:left="360" w:firstLineChars="0" w:firstLine="0"/>
-        <w:rPr>
-          <w:sz w:val="24"/>
-          <w:szCs w:val="24"/>
-        </w:rPr>
-      </w:pPr>
-    </w:p>
-    <w:p>
-      <w:pPr>
-        <w:spacing w:after="0"/>
-        <w:ind w:leftChars="0" w:left="360" w:firstLineChars="0" w:firstLine="0"/>
-        <w:rPr>
-          <w:sz w:val="24"/>
-          <w:szCs w:val="24"/>
-        </w:rPr>
-      </w:pPr>
-    </w:p>
-    <w:p>
-      <w:pPr>
-        <w:spacing w:after="0"/>
-        <w:ind w:leftChars="0" w:left="360" w:firstLineChars="0" w:firstLine="0"/>
+        <w:ind w:leftChars="0" w:left="0" w:firstLineChars="0" w:firstLine="0"/>
         <w:rPr>
           <w:sz w:val="24"/>
           <w:szCs w:val="24"/>
@@ -4575,8 +4490,7 @@
           <w:sz w:val="28"/>
           <w:szCs w:val="28"/>
         </w:rPr>
-        <w:lastRenderedPageBreak/>
-        <w:t>User Interface</w:t>
+        <w:t>User Interface:</w:t>
       </w:r>
       <w:r>
         <w:rPr>
@@ -4584,8 +4498,30 @@
           <w:sz w:val="28"/>
           <w:szCs w:val="28"/>
         </w:rPr>
-        <w:t>:</w:t>
-      </w:r>
+        <w:t xml:space="preserve"> </w:t>
+      </w:r>
+      <w:hyperlink r:id="rId23" w:history="1">
+        <w:r>
+          <w:rPr>
+            <w:rStyle w:val="Hyperlink"/>
+            <w:bCs/>
+            <w:sz w:val="28"/>
+            <w:szCs w:val="28"/>
+          </w:rPr>
+          <w:t>https://sarcasm-detection-nlp.streamlit.app/</w:t>
+        </w:r>
+      </w:hyperlink>
+    </w:p>
+    <w:p>
+      <w:pPr>
+        <w:pStyle w:val="ListParagraph"/>
+        <w:spacing w:after="0"/>
+        <w:ind w:leftChars="0" w:firstLineChars="0" w:firstLine="0"/>
+        <w:rPr>
+          <w:sz w:val="28"/>
+          <w:szCs w:val="28"/>
+        </w:rPr>
+      </w:pPr>
     </w:p>
     <w:p>
       <w:pPr>
@@ -4611,11 +4547,12 @@
           <w:sz w:val="24"/>
           <w:szCs w:val="24"/>
         </w:rPr>
+        <w:lastRenderedPageBreak/>
         <w:drawing>
-          <wp:inline distT="0" distB="0" distL="0" distR="0" wp14:anchorId="2A169C3B" wp14:editId="721E7983">
-            <wp:extent cx="5943600" cy="2997200"/>
-            <wp:effectExtent l="19050" t="19050" r="19050" b="12700"/>
-            <wp:docPr id="2107581135" name="Picture 1"/>
+          <wp:inline distT="0" distB="0" distL="0" distR="0" wp14:anchorId="5F9443EA" wp14:editId="232783EA">
+            <wp:extent cx="5943600" cy="2732405"/>
+            <wp:effectExtent l="19050" t="19050" r="19050" b="10795"/>
+            <wp:docPr id="1242516579" name="Picture 1"/>
             <wp:cNvGraphicFramePr>
               <a:graphicFrameLocks xmlns:a="http://schemas.openxmlformats.org/drawingml/2006/main" noChangeAspect="1"/>
             </wp:cNvGraphicFramePr>
@@ -4623,11 +4560,11 @@
               <a:graphicData uri="http://schemas.openxmlformats.org/drawingml/2006/picture">
                 <pic:pic xmlns:pic="http://schemas.openxmlformats.org/drawingml/2006/picture">
                   <pic:nvPicPr>
-                    <pic:cNvPr id="2107581135" name=""/>
+                    <pic:cNvPr id="1242516579" name=""/>
                     <pic:cNvPicPr/>
                   </pic:nvPicPr>
                   <pic:blipFill>
-                    <a:blip r:embed="rId23"/>
+                    <a:blip r:embed="rId24"/>
                     <a:stretch>
                       <a:fillRect/>
                     </a:stretch>
@@ -4635,7 +4572,7 @@
                   <pic:spPr>
                     <a:xfrm>
                       <a:off x="0" y="0"/>
-                      <a:ext cx="5943600" cy="2997200"/>
+                      <a:ext cx="5943600" cy="2732405"/>
                     </a:xfrm>
                     <a:prstGeom prst="rect">
                       <a:avLst/>
@@ -4684,6 +4621,7 @@
       </w:pPr>
       <w:r>
         <w:rPr>
+          <w:noProof/>
           <w:sz w:val="24"/>
           <w:szCs w:val="24"/>
         </w:rPr>
@@ -4703,7 +4641,7 @@
                     <pic:cNvPicPr/>
                   </pic:nvPicPr>
                   <pic:blipFill>
-                    <a:blip r:embed="rId24"/>
+                    <a:blip r:embed="rId25"/>
                     <a:stretch>
                       <a:fillRect/>
                     </a:stretch>
@@ -4776,6 +4714,7 @@
       <w:r>
         <w:rPr>
           <w:b/>
+          <w:noProof/>
         </w:rPr>
         <w:drawing>
           <wp:inline distT="0" distB="0" distL="0" distR="0" wp14:anchorId="11DDAC84" wp14:editId="4CCFBE3F">
@@ -4793,7 +4732,7 @@
                     <pic:cNvPicPr/>
                   </pic:nvPicPr>
                   <pic:blipFill>
-                    <a:blip r:embed="rId25"/>
+                    <a:blip r:embed="rId26"/>
                     <a:stretch>
                       <a:fillRect/>
                     </a:stretch>
@@ -4860,7 +4799,7 @@
       </w:r>
     </w:p>
     <w:sectPr>
-      <w:headerReference w:type="default" r:id="rId26"/>
+      <w:headerReference w:type="default" r:id="rId27"/>
       <w:pgSz w:w="12240" w:h="15840"/>
       <w:pgMar w:top="900" w:right="1440" w:bottom="1440" w:left="1440" w:header="720" w:footer="720" w:gutter="0"/>
       <w:pgNumType w:start="1"/>
@@ -9201,6 +9140,7 @@
   <w:style w:type="character" w:default="1" w:styleId="DefaultParagraphFont">
     <w:name w:val="Default Paragraph Font"/>
     <w:uiPriority w:val="1"/>
+    <w:semiHidden/>
     <w:unhideWhenUsed/>
   </w:style>
   <w:style w:type="table" w:default="1" w:styleId="TableNormal">
